--- a/docs/FD06-EPIS-PropuestaProyecto.docx
+++ b/docs/FD06-EPIS-PropuestaProyecto.docx
@@ -1,17 +1,15 @@
 
 <file path=word/document.xml><?xml version="1.0" encoding="utf-8"?>
-<w:document xmlns:wpc="http://schemas.microsoft.com/office/word/2010/wordprocessingCanvas" xmlns:mc="http://schemas.openxmlformats.org/markup-compatibility/2006" xmlns:o="urn:schemas-microsoft-com:office:office" xmlns:r="http://schemas.openxmlformats.org/officeDocument/2006/relationships" xmlns:m="http://schemas.openxmlformats.org/officeDocument/2006/math" xmlns:v="urn:schemas-microsoft-com:vml" xmlns:wp14="http://schemas.microsoft.com/office/word/2010/wordprocessingDrawing" xmlns:wp="http://schemas.openxmlformats.org/drawingml/2006/wordprocessingDrawing" xmlns:w10="urn:schemas-microsoft-com:office:word" xmlns:w="http://schemas.openxmlformats.org/wordprocessingml/2006/main" xmlns:w14="http://schemas.microsoft.com/office/word/2010/wordml" xmlns:w15="http://schemas.microsoft.com/office/word/2012/wordml" xmlns:wpg="http://schemas.microsoft.com/office/word/2010/wordprocessingGroup" xmlns:wpi="http://schemas.microsoft.com/office/word/2010/wordprocessingInk" xmlns:wne="http://schemas.microsoft.com/office/word/2006/wordml" xmlns:wps="http://schemas.microsoft.com/office/word/2010/wordprocessingShape" mc:Ignorable="w14 w15 wp14">
+<w:document xmlns:wpc="http://schemas.microsoft.com/office/word/2010/wordprocessingCanvas" xmlns:cx="http://schemas.microsoft.com/office/drawing/2014/chartex" xmlns:cx1="http://schemas.microsoft.com/office/drawing/2015/9/8/chartex" xmlns:cx2="http://schemas.microsoft.com/office/drawing/2015/10/21/chartex" xmlns:cx3="http://schemas.microsoft.com/office/drawing/2016/5/9/chartex" xmlns:cx4="http://schemas.microsoft.com/office/drawing/2016/5/10/chartex" xmlns:cx5="http://schemas.microsoft.com/office/drawing/2016/5/11/chartex" xmlns:cx6="http://schemas.microsoft.com/office/drawing/2016/5/12/chartex" xmlns:cx7="http://schemas.microsoft.com/office/drawing/2016/5/13/chartex" xmlns:cx8="http://schemas.microsoft.com/office/drawing/2016/5/14/chartex" xmlns:mc="http://schemas.openxmlformats.org/markup-compatibility/2006" xmlns:aink="http://schemas.microsoft.com/office/drawing/2016/ink" xmlns:am3d="http://schemas.microsoft.com/office/drawing/2017/model3d" xmlns:o="urn:schemas-microsoft-com:office:office" xmlns:oel="http://schemas.microsoft.com/office/2019/extlst" xmlns:r="http://schemas.openxmlformats.org/officeDocument/2006/relationships" xmlns:m="http://schemas.openxmlformats.org/officeDocument/2006/math" xmlns:v="urn:schemas-microsoft-com:vml" xmlns:wp14="http://schemas.microsoft.com/office/word/2010/wordprocessingDrawing" xmlns:wp="http://schemas.openxmlformats.org/drawingml/2006/wordprocessingDrawing" xmlns:w10="urn:schemas-microsoft-com:office:word" xmlns:w="http://schemas.openxmlformats.org/wordprocessingml/2006/main" xmlns:w14="http://schemas.microsoft.com/office/word/2010/wordml" xmlns:w15="http://schemas.microsoft.com/office/word/2012/wordml" xmlns:w16cex="http://schemas.microsoft.com/office/word/2018/wordml/cex" xmlns:w16cid="http://schemas.microsoft.com/office/word/2016/wordml/cid" xmlns:w16="http://schemas.microsoft.com/office/word/2018/wordml" xmlns:w16du="http://schemas.microsoft.com/office/word/2023/wordml/word16du" xmlns:w16sdtdh="http://schemas.microsoft.com/office/word/2020/wordml/sdtdatahash" xmlns:w16sdtfl="http://schemas.microsoft.com/office/word/2024/wordml/sdtformatlock" xmlns:w16se="http://schemas.microsoft.com/office/word/2015/wordml/symex" xmlns:wpg="http://schemas.microsoft.com/office/word/2010/wordprocessingGroup" xmlns:wpi="http://schemas.microsoft.com/office/word/2010/wordprocessingInk" xmlns:wne="http://schemas.microsoft.com/office/word/2006/wordml" xmlns:wps="http://schemas.microsoft.com/office/word/2010/wordprocessingShape" mc:Ignorable="w14 w15 w16se w16cid w16 w16cex w16sdtdh w16sdtfl w16du wp14">
   <w:body>
     <w:p>
       <w:pPr>
-        <w:autoSpaceDE w:val="0"/>
-        <w:autoSpaceDN w:val="0"/>
-        <w:adjustRightInd w:val="0"/>
         <w:spacing w:after="0"/>
         <w:jc w:val="center"/>
         <w:rPr>
-          <w:rFonts w:ascii="Arial" w:hAnsi="Arial" w:cs="Arial"/>
-          <w:b/>
+          <w:rFonts w:ascii="Arial" w:eastAsia="Arial" w:hAnsi="Arial" w:cs="Arial"/>
+          <w:b/>
+          <w:bCs/>
           <w:color w:val="000000"/>
           <w:sz w:val="36"/>
           <w:szCs w:val="36"/>
@@ -19,45 +17,35 @@
       </w:pPr>
       <w:r>
         <w:rPr>
-          <w:rFonts w:ascii="Arial" w:hAnsi="Arial" w:cs="Arial"/>
-          <w:b/>
+          <w:rFonts w:ascii="Arial" w:eastAsia="Arial" w:hAnsi="Arial" w:cs="Arial"/>
+          <w:b/>
+          <w:bCs/>
           <w:noProof/>
           <w:color w:val="000000"/>
           <w:sz w:val="36"/>
           <w:szCs w:val="36"/>
-          <w:lang w:eastAsia="es-PE"/>
         </w:rPr>
         <w:drawing>
-          <wp:inline distT="0" distB="0" distL="0" distR="0" wp14:anchorId="70E88AA6" wp14:editId="241BEB35">
-            <wp:extent cx="994867" cy="1337361"/>
+          <wp:inline distT="0" distB="0" distL="0" distR="0" wp14:anchorId="53F25752" wp14:editId="130CB5A4">
+            <wp:extent cx="999140" cy="1343105"/>
             <wp:effectExtent l="0" t="0" r="0" b="0"/>
-            <wp:docPr id="9" name="Imagen 9" descr="C:\Users\EPIS\Documents\upt.png"/>
-            <wp:cNvGraphicFramePr>
-              <a:graphicFrameLocks xmlns:a="http://schemas.openxmlformats.org/drawingml/2006/main" noChangeAspect="1"/>
-            </wp:cNvGraphicFramePr>
+            <wp:docPr id="8" name="image10.png" descr="C:\Users\EPIS\Documents\upt.png"/>
+            <wp:cNvGraphicFramePr/>
             <a:graphic xmlns:a="http://schemas.openxmlformats.org/drawingml/2006/main">
               <a:graphicData uri="http://schemas.openxmlformats.org/drawingml/2006/picture">
                 <pic:pic xmlns:pic="http://schemas.openxmlformats.org/drawingml/2006/picture">
                   <pic:nvPicPr>
-                    <pic:cNvPr id="0" name="Picture 1" descr="C:\Users\EPIS\Documents\upt.png"/>
-                    <pic:cNvPicPr>
-                      <a:picLocks noChangeAspect="1" noChangeArrowheads="1"/>
-                    </pic:cNvPicPr>
+                    <pic:cNvPr id="0" name="image10.png" descr="C:\Users\EPIS\Documents\upt.png"/>
+                    <pic:cNvPicPr preferRelativeResize="0"/>
                   </pic:nvPicPr>
                   <pic:blipFill>
-                    <a:blip r:embed="rId7" cstate="print">
-                      <a:extLst>
-                        <a:ext uri="{28A0092B-C50C-407E-A947-70E740481C1C}">
-                          <a14:useLocalDpi xmlns:a14="http://schemas.microsoft.com/office/drawing/2010/main" val="0"/>
-                        </a:ext>
-                      </a:extLst>
-                    </a:blip>
+                    <a:blip r:embed="rId7"/>
                     <a:srcRect/>
                     <a:stretch>
                       <a:fillRect/>
                     </a:stretch>
                   </pic:blipFill>
-                  <pic:spPr bwMode="auto">
+                  <pic:spPr>
                     <a:xfrm>
                       <a:off x="0" y="0"/>
                       <a:ext cx="999140" cy="1343105"/>
@@ -65,10 +53,7 @@
                     <a:prstGeom prst="rect">
                       <a:avLst/>
                     </a:prstGeom>
-                    <a:noFill/>
-                    <a:ln>
-                      <a:noFill/>
-                    </a:ln>
+                    <a:ln/>
                   </pic:spPr>
                 </pic:pic>
               </a:graphicData>
@@ -79,14 +64,12 @@
     </w:p>
     <w:p>
       <w:pPr>
-        <w:autoSpaceDE w:val="0"/>
-        <w:autoSpaceDN w:val="0"/>
-        <w:adjustRightInd w:val="0"/>
         <w:spacing w:after="0"/>
         <w:jc w:val="center"/>
         <w:rPr>
-          <w:rFonts w:ascii="Arial" w:hAnsi="Arial" w:cs="Arial"/>
-          <w:b/>
+          <w:rFonts w:ascii="Arial" w:eastAsia="Arial" w:hAnsi="Arial" w:cs="Arial"/>
+          <w:b/>
+          <w:bCs/>
           <w:color w:val="000000"/>
           <w:sz w:val="36"/>
           <w:szCs w:val="36"/>
@@ -95,155 +78,100 @@
     </w:p>
     <w:p>
       <w:pPr>
-        <w:autoSpaceDE w:val="0"/>
-        <w:autoSpaceDN w:val="0"/>
-        <w:adjustRightInd w:val="0"/>
         <w:spacing w:after="0"/>
         <w:jc w:val="center"/>
         <w:rPr>
-          <w:rFonts w:ascii="Arial" w:hAnsi="Arial" w:cs="Arial"/>
-          <w:b/>
-          <w:color w:val="000000"/>
-          <w:sz w:val="36"/>
-          <w:szCs w:val="40"/>
-        </w:rPr>
-      </w:pPr>
-      <w:r>
-        <w:rPr>
-          <w:rFonts w:ascii="Arial" w:hAnsi="Arial" w:cs="Arial"/>
-          <w:b/>
-          <w:color w:val="000000"/>
-          <w:sz w:val="36"/>
-          <w:szCs w:val="40"/>
-        </w:rPr>
-        <w:t>UNIVERSIDAD PRIVADA DE TACNA</w:t>
-      </w:r>
-    </w:p>
-    <w:p>
-      <w:pPr>
-        <w:autoSpaceDE w:val="0"/>
-        <w:autoSpaceDN w:val="0"/>
-        <w:adjustRightInd w:val="0"/>
-        <w:spacing w:after="0"/>
-        <w:jc w:val="center"/>
-        <w:rPr>
-          <w:rFonts w:ascii="Arial" w:hAnsi="Arial" w:cs="Arial"/>
-          <w:b/>
+          <w:rFonts w:ascii="Arial" w:eastAsia="Arial" w:hAnsi="Arial" w:cs="Arial"/>
+          <w:b/>
+          <w:bCs/>
           <w:color w:val="000000"/>
           <w:sz w:val="36"/>
           <w:szCs w:val="36"/>
         </w:rPr>
       </w:pPr>
-    </w:p>
-    <w:p>
-      <w:pPr>
-        <w:autoSpaceDE w:val="0"/>
-        <w:autoSpaceDN w:val="0"/>
-        <w:adjustRightInd w:val="0"/>
-        <w:spacing w:after="0"/>
-        <w:jc w:val="center"/>
-        <w:rPr>
-          <w:rFonts w:ascii="Arial" w:hAnsi="Arial" w:cs="Arial"/>
-          <w:b/>
-          <w:color w:val="000000"/>
-          <w:sz w:val="32"/>
-          <w:szCs w:val="36"/>
-        </w:rPr>
-      </w:pPr>
       <w:r>
         <w:rPr>
-          <w:rFonts w:ascii="Arial" w:hAnsi="Arial" w:cs="Arial"/>
-          <w:b/>
-          <w:color w:val="000000"/>
-          <w:sz w:val="32"/>
-          <w:szCs w:val="36"/>
-        </w:rPr>
-        <w:t>FACULTAD DE INGENIERIA</w:t>
-      </w:r>
-    </w:p>
-    <w:p>
-      <w:pPr>
-        <w:autoSpaceDE w:val="0"/>
-        <w:autoSpaceDN w:val="0"/>
-        <w:adjustRightInd w:val="0"/>
-        <w:spacing w:after="0"/>
-        <w:jc w:val="center"/>
-        <w:rPr>
-          <w:rFonts w:ascii="Arial" w:hAnsi="Arial" w:cs="Arial"/>
-          <w:b/>
-          <w:i/>
-          <w:color w:val="5B9BD5" w:themeColor="accent1"/>
-          <w:sz w:val="16"/>
-          <w:szCs w:val="36"/>
-        </w:rPr>
-      </w:pPr>
-    </w:p>
-    <w:p>
-      <w:pPr>
-        <w:autoSpaceDE w:val="0"/>
-        <w:autoSpaceDN w:val="0"/>
-        <w:adjustRightInd w:val="0"/>
-        <w:spacing w:after="0"/>
-        <w:jc w:val="center"/>
-        <w:rPr>
-          <w:rFonts w:ascii="Arial" w:hAnsi="Arial" w:cs="Arial"/>
-          <w:b/>
-          <w:color w:val="000000"/>
-          <w:sz w:val="32"/>
-          <w:szCs w:val="36"/>
-        </w:rPr>
-      </w:pPr>
-      <w:r>
-        <w:rPr>
-          <w:rFonts w:ascii="Arial" w:hAnsi="Arial" w:cs="Arial"/>
-          <w:b/>
-          <w:color w:val="000000"/>
-          <w:sz w:val="32"/>
-          <w:szCs w:val="36"/>
-        </w:rPr>
-        <w:t>Escuela Profesional de Ingeniería de Sistemas</w:t>
-      </w:r>
-    </w:p>
-    <w:p>
-      <w:pPr>
-        <w:autoSpaceDE w:val="0"/>
-        <w:autoSpaceDN w:val="0"/>
-        <w:adjustRightInd w:val="0"/>
-        <w:spacing w:after="0"/>
-        <w:jc w:val="center"/>
-        <w:rPr>
-          <w:rFonts w:ascii="Arial" w:hAnsi="Arial" w:cs="Arial"/>
-          <w:b/>
+          <w:rFonts w:ascii="Arial" w:eastAsia="Arial" w:hAnsi="Arial" w:cs="Arial"/>
+          <w:b/>
+          <w:bCs/>
           <w:color w:val="000000"/>
           <w:sz w:val="36"/>
           <w:szCs w:val="36"/>
         </w:rPr>
-      </w:pPr>
-    </w:p>
-    <w:p>
-      <w:pPr>
-        <w:autoSpaceDE w:val="0"/>
-        <w:autoSpaceDN w:val="0"/>
-        <w:adjustRightInd w:val="0"/>
+        <w:t>UNIVERSIDAD PRIVADA DE TACNA</w:t>
+      </w:r>
+    </w:p>
+    <w:p>
+      <w:pPr>
         <w:spacing w:after="0"/>
         <w:jc w:val="center"/>
         <w:rPr>
-          <w:rFonts w:ascii="Arial" w:hAnsi="Arial" w:cs="Arial"/>
+          <w:rFonts w:ascii="Arial" w:eastAsia="Arial" w:hAnsi="Arial" w:cs="Arial"/>
+          <w:b/>
+          <w:bCs/>
+          <w:i/>
+          <w:iCs/>
+          <w:color w:val="5B9BD5"/>
+          <w:sz w:val="16"/>
+          <w:szCs w:val="16"/>
+        </w:rPr>
+      </w:pPr>
+      <w:r>
+        <w:rPr>
+          <w:rFonts w:ascii="Arial" w:eastAsia="Arial" w:hAnsi="Arial" w:cs="Arial"/>
+          <w:b/>
+          <w:bCs/>
+          <w:color w:val="000000"/>
+          <w:sz w:val="32"/>
+          <w:szCs w:val="32"/>
+        </w:rPr>
+        <w:t>FACULTAD DE INGENIERIA</w:t>
+      </w:r>
+    </w:p>
+    <w:p>
+      <w:pPr>
+        <w:spacing w:after="0"/>
+        <w:jc w:val="center"/>
+        <w:rPr>
+          <w:rFonts w:ascii="Arial" w:eastAsia="Arial" w:hAnsi="Arial" w:cs="Arial"/>
+          <w:b/>
+          <w:bCs/>
+          <w:color w:val="000000"/>
+          <w:sz w:val="32"/>
+          <w:szCs w:val="32"/>
+        </w:rPr>
+      </w:pPr>
+      <w:r>
+        <w:rPr>
+          <w:rFonts w:ascii="Arial" w:eastAsia="Arial" w:hAnsi="Arial" w:cs="Arial"/>
+          <w:b/>
+          <w:bCs/>
+          <w:color w:val="000000"/>
+          <w:sz w:val="32"/>
+          <w:szCs w:val="32"/>
+        </w:rPr>
+        <w:t>Escuela Profesional de Ingeniería de Sistemas</w:t>
+      </w:r>
+    </w:p>
+    <w:p>
+      <w:pPr>
+        <w:spacing w:after="0"/>
+        <w:rPr>
+          <w:rFonts w:ascii="Arial" w:eastAsia="Arial" w:hAnsi="Arial" w:cs="Arial"/>
           <w:color w:val="000000"/>
           <w:sz w:val="24"/>
-        </w:rPr>
-      </w:pPr>
-    </w:p>
-    <w:p>
-      <w:pPr>
-        <w:autoSpaceDE w:val="0"/>
-        <w:autoSpaceDN w:val="0"/>
-        <w:adjustRightInd w:val="0"/>
+          <w:szCs w:val="24"/>
+        </w:rPr>
+      </w:pPr>
+    </w:p>
+    <w:p>
+      <w:pPr>
         <w:spacing w:after="0"/>
         <w:jc w:val="center"/>
         <w:rPr>
-          <w:rFonts w:ascii="Arial" w:hAnsi="Arial" w:cs="Arial"/>
-          <w:b/>
+          <w:rFonts w:ascii="Arial" w:eastAsia="Arial" w:hAnsi="Arial" w:cs="Arial"/>
+          <w:b/>
+          <w:bCs/>
           <w:color w:val="000000"/>
           <w:sz w:val="36"/>
           <w:szCs w:val="36"/>
@@ -251,59 +179,133 @@
       </w:pPr>
       <w:r>
         <w:rPr>
-          <w:rFonts w:ascii="Arial" w:hAnsi="Arial" w:cs="Arial"/>
-          <w:b/>
+          <w:rFonts w:ascii="Arial" w:eastAsia="Arial" w:hAnsi="Arial" w:cs="Arial"/>
+          <w:b/>
+          <w:bCs/>
           <w:color w:val="000000"/>
           <w:sz w:val="36"/>
           <w:szCs w:val="36"/>
         </w:rPr>
-        <w:t xml:space="preserve"> </w:t>
+        <w:t xml:space="preserve"> Proyecto </w:t>
       </w:r>
+      <w:proofErr w:type="spellStart"/>
       <w:r>
         <w:rPr>
-          <w:rFonts w:ascii="Arial" w:hAnsi="Arial" w:cs="Arial"/>
-          <w:b/>
+          <w:rFonts w:ascii="Arial" w:eastAsia="Arial" w:hAnsi="Arial" w:cs="Arial"/>
+          <w:b/>
+          <w:bCs/>
+          <w:i/>
+          <w:iCs/>
           <w:color w:val="000000"/>
           <w:sz w:val="36"/>
           <w:szCs w:val="36"/>
         </w:rPr>
-        <w:t xml:space="preserve">Propuesta del </w:t>
+        <w:t>SecOps</w:t>
+      </w:r>
+      <w:proofErr w:type="spellEnd"/>
+    </w:p>
+    <w:p>
+      <w:pPr>
+        <w:spacing w:after="0"/>
+        <w:jc w:val="center"/>
+        <w:rPr>
+          <w:rFonts w:ascii="Arial" w:eastAsia="Arial" w:hAnsi="Arial" w:cs="Arial"/>
+          <w:b/>
+          <w:bCs/>
+          <w:color w:val="5B9BD5"/>
+          <w:sz w:val="16"/>
+          <w:szCs w:val="16"/>
+        </w:rPr>
+      </w:pPr>
+      <w:r>
+        <w:rPr>
+          <w:rFonts w:ascii="Arial" w:eastAsia="Arial" w:hAnsi="Arial" w:cs="Arial"/>
+          <w:sz w:val="32"/>
+          <w:szCs w:val="32"/>
+        </w:rPr>
+        <w:t xml:space="preserve">Curso: </w:t>
       </w:r>
       <w:r>
         <w:rPr>
-          <w:rFonts w:ascii="Arial" w:hAnsi="Arial" w:cs="Arial"/>
-          <w:b/>
-          <w:color w:val="000000"/>
-          <w:sz w:val="36"/>
-          <w:szCs w:val="36"/>
-        </w:rPr>
-        <w:t xml:space="preserve">Proyecto </w:t>
+          <w:rFonts w:ascii="Arial" w:eastAsia="Arial" w:hAnsi="Arial" w:cs="Arial"/>
+          <w:i/>
+          <w:iCs/>
+          <w:sz w:val="32"/>
+          <w:szCs w:val="32"/>
+        </w:rPr>
+        <w:t>BASE DE DATOS 2</w:t>
+      </w:r>
+    </w:p>
+    <w:p>
+      <w:pPr>
+        <w:spacing w:after="0"/>
+        <w:jc w:val="center"/>
+        <w:rPr>
+          <w:rFonts w:ascii="Arial" w:eastAsia="Arial" w:hAnsi="Arial" w:cs="Arial"/>
+          <w:sz w:val="32"/>
+          <w:szCs w:val="32"/>
+        </w:rPr>
+      </w:pPr>
+      <w:r>
+        <w:rPr>
+          <w:rFonts w:ascii="Arial" w:eastAsia="Arial" w:hAnsi="Arial" w:cs="Arial"/>
+          <w:sz w:val="32"/>
+          <w:szCs w:val="32"/>
+        </w:rPr>
+        <w:t xml:space="preserve">Docente: </w:t>
       </w:r>
       <w:r>
         <w:rPr>
-          <w:rFonts w:ascii="Arial" w:hAnsi="Arial" w:cs="Arial"/>
-          <w:b/>
+          <w:rFonts w:ascii="Arial" w:eastAsia="Arial" w:hAnsi="Arial" w:cs="Arial"/>
           <w:i/>
-          <w:color w:val="000000"/>
-          <w:sz w:val="36"/>
-          <w:szCs w:val="36"/>
-        </w:rPr>
-        <w:t>{Nombre de Proyecto}</w:t>
+          <w:iCs/>
+          <w:sz w:val="32"/>
+          <w:szCs w:val="32"/>
+        </w:rPr>
+        <w:t>Mag. Patrick Cuadros Quiroga</w:t>
       </w:r>
     </w:p>
     <w:p>
       <w:pPr>
-        <w:autoSpaceDE w:val="0"/>
-        <w:autoSpaceDN w:val="0"/>
-        <w:adjustRightInd w:val="0"/>
         <w:spacing w:after="0"/>
         <w:jc w:val="center"/>
         <w:rPr>
-          <w:rFonts w:ascii="Arial" w:hAnsi="Arial" w:cs="Arial"/>
-          <w:b/>
-          <w:color w:val="000000"/>
-          <w:sz w:val="36"/>
-          <w:szCs w:val="36"/>
+          <w:rFonts w:ascii="Arial" w:eastAsia="Arial" w:hAnsi="Arial" w:cs="Arial"/>
+          <w:b/>
+          <w:bCs/>
+          <w:color w:val="5B9BD5"/>
+          <w:sz w:val="16"/>
+          <w:szCs w:val="16"/>
+        </w:rPr>
+      </w:pPr>
+    </w:p>
+    <w:p>
+      <w:pPr>
+        <w:spacing w:after="0"/>
+        <w:ind w:firstLine="708"/>
+        <w:rPr>
+          <w:rFonts w:ascii="Arial" w:eastAsia="Arial" w:hAnsi="Arial" w:cs="Arial"/>
+          <w:sz w:val="32"/>
+          <w:szCs w:val="32"/>
+        </w:rPr>
+      </w:pPr>
+      <w:r>
+        <w:rPr>
+          <w:rFonts w:ascii="Arial" w:eastAsia="Arial" w:hAnsi="Arial" w:cs="Arial"/>
+          <w:sz w:val="32"/>
+          <w:szCs w:val="32"/>
+        </w:rPr>
+        <w:t>Integrantes:</w:t>
+      </w:r>
+    </w:p>
+    <w:p>
+      <w:pPr>
+        <w:spacing w:after="0"/>
+        <w:rPr>
+          <w:rFonts w:ascii="Arial" w:eastAsia="Arial" w:hAnsi="Arial" w:cs="Arial"/>
+          <w:color w:val="5B9BD5"/>
+          <w:sz w:val="16"/>
+          <w:szCs w:val="16"/>
         </w:rPr>
       </w:pPr>
     </w:p>
@@ -312,385 +314,177 @@
         <w:spacing w:after="0"/>
         <w:jc w:val="center"/>
         <w:rPr>
-          <w:rFonts w:ascii="Arial" w:eastAsia="Times New Roman" w:hAnsi="Arial" w:cs="Arial"/>
+          <w:rFonts w:ascii="Arial" w:eastAsia="Arial" w:hAnsi="Arial" w:cs="Arial"/>
+          <w:b/>
+          <w:bCs/>
+          <w:i/>
+          <w:iCs/>
+          <w:sz w:val="28"/>
+          <w:szCs w:val="28"/>
+        </w:rPr>
+      </w:pPr>
+      <w:r>
+        <w:rPr>
+          <w:rFonts w:ascii="Arial" w:eastAsia="Arial" w:hAnsi="Arial" w:cs="Arial"/>
+          <w:b/>
+          <w:bCs/>
+          <w:i/>
+          <w:iCs/>
+          <w:sz w:val="28"/>
+          <w:szCs w:val="28"/>
+        </w:rPr>
+        <w:t>Flores Navarro, Eduardo Gino                    (2023076793)</w:t>
+      </w:r>
+    </w:p>
+    <w:p>
+      <w:pPr>
+        <w:spacing w:after="0"/>
+        <w:jc w:val="center"/>
+        <w:rPr>
+          <w:rFonts w:ascii="Arial" w:eastAsia="Arial" w:hAnsi="Arial" w:cs="Arial"/>
           <w:sz w:val="32"/>
           <w:szCs w:val="32"/>
-          <w:lang w:eastAsia="es-PE"/>
-        </w:rPr>
-      </w:pPr>
+        </w:rPr>
+      </w:pPr>
+      <w:proofErr w:type="spellStart"/>
       <w:r>
         <w:rPr>
-          <w:rFonts w:ascii="Arial" w:eastAsia="Times New Roman" w:hAnsi="Arial" w:cs="Arial"/>
+          <w:rFonts w:ascii="Arial" w:eastAsia="Arial" w:hAnsi="Arial" w:cs="Arial"/>
+          <w:b/>
+          <w:bCs/>
+          <w:i/>
+          <w:iCs/>
+          <w:sz w:val="28"/>
+          <w:szCs w:val="28"/>
+        </w:rPr>
+        <w:t>Choqueña</w:t>
+      </w:r>
+      <w:proofErr w:type="spellEnd"/>
+      <w:r>
+        <w:rPr>
+          <w:rFonts w:ascii="Arial" w:eastAsia="Arial" w:hAnsi="Arial" w:cs="Arial"/>
+          <w:b/>
+          <w:bCs/>
+          <w:i/>
+          <w:iCs/>
+          <w:sz w:val="28"/>
+          <w:szCs w:val="28"/>
+        </w:rPr>
+        <w:t xml:space="preserve">, Mauricio </w:t>
+      </w:r>
+      <w:proofErr w:type="spellStart"/>
+      <w:r>
+        <w:rPr>
+          <w:rFonts w:ascii="Arial" w:eastAsia="Arial" w:hAnsi="Arial" w:cs="Arial"/>
+          <w:b/>
+          <w:bCs/>
+          <w:i/>
+          <w:iCs/>
+          <w:sz w:val="28"/>
+          <w:szCs w:val="28"/>
+        </w:rPr>
+        <w:t>Adrian</w:t>
+      </w:r>
+      <w:proofErr w:type="spellEnd"/>
+      <w:r>
+        <w:rPr>
+          <w:rFonts w:ascii="Arial" w:eastAsia="Arial" w:hAnsi="Arial" w:cs="Arial"/>
+          <w:b/>
+          <w:bCs/>
+          <w:i/>
+          <w:iCs/>
+          <w:sz w:val="28"/>
+          <w:szCs w:val="28"/>
+        </w:rPr>
+        <w:tab/>
+      </w:r>
+      <w:r>
+        <w:rPr>
+          <w:rFonts w:ascii="Arial" w:eastAsia="Arial" w:hAnsi="Arial" w:cs="Arial"/>
+          <w:b/>
+          <w:bCs/>
+          <w:i/>
+          <w:iCs/>
+          <w:sz w:val="28"/>
+          <w:szCs w:val="28"/>
+        </w:rPr>
+        <w:tab/>
+        <w:t xml:space="preserve">    (2023076799)</w:t>
+      </w:r>
+    </w:p>
+    <w:p>
+      <w:pPr>
+        <w:spacing w:after="0"/>
+        <w:jc w:val="center"/>
+        <w:rPr>
+          <w:rFonts w:ascii="Arial" w:eastAsia="Arial" w:hAnsi="Arial" w:cs="Arial"/>
           <w:sz w:val="32"/>
           <w:szCs w:val="32"/>
-          <w:lang w:eastAsia="es-PE"/>
-        </w:rPr>
-        <w:t>Curso</w:t>
-      </w:r>
-      <w:r>
-        <w:rPr>
-          <w:rFonts w:ascii="Arial" w:eastAsia="Times New Roman" w:hAnsi="Arial" w:cs="Arial"/>
+        </w:rPr>
+      </w:pPr>
+    </w:p>
+    <w:p>
+      <w:pPr>
+        <w:spacing w:after="0"/>
+        <w:jc w:val="center"/>
+        <w:rPr>
+          <w:rFonts w:ascii="Arial" w:eastAsia="Arial" w:hAnsi="Arial" w:cs="Arial"/>
           <w:sz w:val="32"/>
           <w:szCs w:val="32"/>
-          <w:lang w:eastAsia="es-PE"/>
-        </w:rPr>
-        <w:t xml:space="preserve">: </w:t>
-      </w:r>
-      <w:r>
-        <w:rPr>
-          <w:rFonts w:ascii="Arial" w:eastAsia="Times New Roman" w:hAnsi="Arial" w:cs="Arial"/>
-          <w:i/>
+        </w:rPr>
+      </w:pPr>
+    </w:p>
+    <w:p>
+      <w:pPr>
+        <w:spacing w:after="0"/>
+        <w:jc w:val="center"/>
+        <w:rPr>
+          <w:rFonts w:ascii="Arial" w:eastAsia="Arial" w:hAnsi="Arial" w:cs="Arial"/>
+          <w:b/>
+          <w:bCs/>
           <w:sz w:val="32"/>
           <w:szCs w:val="32"/>
-          <w:lang w:eastAsia="es-PE"/>
-        </w:rPr>
-        <w:t>{Nombre de Asignatura}</w:t>
+        </w:rPr>
+      </w:pPr>
+      <w:r>
+        <w:rPr>
+          <w:rFonts w:ascii="Arial" w:eastAsia="Arial" w:hAnsi="Arial" w:cs="Arial"/>
+          <w:b/>
+          <w:bCs/>
+          <w:sz w:val="32"/>
+          <w:szCs w:val="32"/>
+        </w:rPr>
+        <w:t>Tacna – Perú</w:t>
       </w:r>
     </w:p>
     <w:p>
       <w:pPr>
-        <w:autoSpaceDE w:val="0"/>
-        <w:autoSpaceDN w:val="0"/>
-        <w:adjustRightInd w:val="0"/>
         <w:spacing w:after="0"/>
         <w:jc w:val="center"/>
         <w:rPr>
-          <w:rFonts w:ascii="Arial" w:hAnsi="Arial" w:cs="Arial"/>
-          <w:b/>
-          <w:color w:val="5B9BD5" w:themeColor="accent1"/>
-          <w:sz w:val="16"/>
-          <w:szCs w:val="36"/>
-        </w:rPr>
-      </w:pPr>
-    </w:p>
-    <w:p>
-      <w:pPr>
-        <w:autoSpaceDE w:val="0"/>
-        <w:autoSpaceDN w:val="0"/>
-        <w:adjustRightInd w:val="0"/>
-        <w:spacing w:after="0"/>
-        <w:jc w:val="center"/>
-        <w:rPr>
-          <w:rFonts w:ascii="Arial" w:hAnsi="Arial" w:cs="Arial"/>
-          <w:b/>
-          <w:color w:val="5B9BD5" w:themeColor="accent1"/>
-          <w:sz w:val="16"/>
-          <w:szCs w:val="36"/>
-        </w:rPr>
-      </w:pPr>
-    </w:p>
-    <w:p>
-      <w:pPr>
-        <w:spacing w:after="0"/>
-        <w:jc w:val="center"/>
-        <w:rPr>
-          <w:rFonts w:ascii="Arial" w:eastAsia="Times New Roman" w:hAnsi="Arial" w:cs="Arial"/>
+          <w:rFonts w:ascii="Arial" w:eastAsia="Arial" w:hAnsi="Arial" w:cs="Arial"/>
+          <w:b/>
+          <w:bCs/>
+          <w:color w:val="000000"/>
+          <w:sz w:val="24"/>
+          <w:szCs w:val="24"/>
+        </w:rPr>
+      </w:pPr>
+      <w:r>
+        <w:rPr>
+          <w:rFonts w:ascii="Arial" w:eastAsia="Arial" w:hAnsi="Arial" w:cs="Arial"/>
+          <w:b/>
+          <w:bCs/>
           <w:i/>
+          <w:iCs/>
           <w:sz w:val="32"/>
           <w:szCs w:val="32"/>
-          <w:lang w:eastAsia="es-PE"/>
-        </w:rPr>
-      </w:pPr>
-      <w:r>
-        <w:rPr>
-          <w:rFonts w:ascii="Arial" w:eastAsia="Times New Roman" w:hAnsi="Arial" w:cs="Arial"/>
-          <w:sz w:val="32"/>
-          <w:szCs w:val="32"/>
-          <w:lang w:eastAsia="es-PE"/>
-        </w:rPr>
-        <w:t>Docente</w:t>
+        </w:rPr>
+        <w:t>2026</w:t>
       </w:r>
-      <w:r>
-        <w:rPr>
-          <w:rFonts w:ascii="Arial" w:eastAsia="Times New Roman" w:hAnsi="Arial" w:cs="Arial"/>
-          <w:sz w:val="32"/>
-          <w:szCs w:val="32"/>
-          <w:lang w:eastAsia="es-PE"/>
-        </w:rPr>
-        <w:t>:</w:t>
-      </w:r>
-      <w:r>
-        <w:rPr>
-          <w:rFonts w:ascii="Arial" w:eastAsia="Times New Roman" w:hAnsi="Arial" w:cs="Arial"/>
-          <w:sz w:val="32"/>
-          <w:szCs w:val="32"/>
-          <w:lang w:eastAsia="es-PE"/>
-        </w:rPr>
-        <w:t xml:space="preserve"> </w:t>
-      </w:r>
-      <w:r>
-        <w:rPr>
-          <w:rFonts w:ascii="Arial" w:eastAsia="Times New Roman" w:hAnsi="Arial" w:cs="Arial"/>
-          <w:i/>
-          <w:sz w:val="32"/>
-          <w:szCs w:val="32"/>
-          <w:lang w:eastAsia="es-PE"/>
-        </w:rPr>
-        <w:t>{Nombre de Docente}</w:t>
-      </w:r>
-    </w:p>
-    <w:p>
-      <w:pPr>
-        <w:spacing w:after="0"/>
-        <w:jc w:val="center"/>
-        <w:rPr>
-          <w:rFonts w:ascii="Arial" w:eastAsia="Times New Roman" w:hAnsi="Arial" w:cs="Arial"/>
-          <w:sz w:val="32"/>
-          <w:szCs w:val="32"/>
-          <w:lang w:eastAsia="es-PE"/>
-        </w:rPr>
-      </w:pPr>
-    </w:p>
-    <w:p>
-      <w:pPr>
-        <w:autoSpaceDE w:val="0"/>
-        <w:autoSpaceDN w:val="0"/>
-        <w:adjustRightInd w:val="0"/>
-        <w:spacing w:after="0"/>
-        <w:jc w:val="center"/>
-        <w:rPr>
-          <w:rFonts w:ascii="Arial" w:hAnsi="Arial" w:cs="Arial"/>
-          <w:b/>
-          <w:color w:val="5B9BD5" w:themeColor="accent1"/>
-          <w:sz w:val="16"/>
-          <w:szCs w:val="36"/>
-        </w:rPr>
-      </w:pPr>
-    </w:p>
-    <w:p>
-      <w:pPr>
-        <w:autoSpaceDE w:val="0"/>
-        <w:autoSpaceDN w:val="0"/>
-        <w:adjustRightInd w:val="0"/>
-        <w:spacing w:after="0"/>
-        <w:rPr>
-          <w:rFonts w:ascii="Arial" w:eastAsia="Times New Roman" w:hAnsi="Arial" w:cs="Arial"/>
-          <w:sz w:val="32"/>
-          <w:szCs w:val="32"/>
-          <w:lang w:eastAsia="es-PE"/>
-        </w:rPr>
-      </w:pPr>
-      <w:r>
-        <w:rPr>
-          <w:rFonts w:ascii="Arial" w:eastAsia="Times New Roman" w:hAnsi="Arial" w:cs="Arial"/>
-          <w:sz w:val="32"/>
-          <w:szCs w:val="32"/>
-          <w:lang w:eastAsia="es-PE"/>
-        </w:rPr>
-        <w:t>Integrantes:</w:t>
-      </w:r>
-    </w:p>
-    <w:p>
-      <w:pPr>
-        <w:autoSpaceDE w:val="0"/>
-        <w:autoSpaceDN w:val="0"/>
-        <w:adjustRightInd w:val="0"/>
-        <w:spacing w:after="0"/>
-        <w:rPr>
-          <w:rFonts w:ascii="Arial" w:hAnsi="Arial" w:cs="Arial"/>
-          <w:color w:val="5B9BD5" w:themeColor="accent1"/>
-          <w:sz w:val="16"/>
-          <w:szCs w:val="36"/>
-        </w:rPr>
-      </w:pPr>
-    </w:p>
-    <w:p>
-      <w:pPr>
-        <w:spacing w:after="0"/>
-        <w:rPr>
-          <w:rFonts w:ascii="Arial" w:eastAsia="Times New Roman" w:hAnsi="Arial" w:cs="Arial"/>
-          <w:b/>
-          <w:i/>
-          <w:sz w:val="28"/>
-          <w:szCs w:val="28"/>
-          <w:lang w:eastAsia="es-PE"/>
-        </w:rPr>
-      </w:pPr>
-      <w:r>
-        <w:rPr>
-          <w:rFonts w:ascii="Arial" w:eastAsia="Times New Roman" w:hAnsi="Arial" w:cs="Arial"/>
-          <w:b/>
-          <w:i/>
-          <w:sz w:val="28"/>
-          <w:szCs w:val="28"/>
-          <w:lang w:eastAsia="es-PE"/>
-        </w:rPr>
-        <w:t>{</w:t>
-      </w:r>
-      <w:r>
-        <w:rPr>
-          <w:rFonts w:ascii="Arial" w:eastAsia="Times New Roman" w:hAnsi="Arial" w:cs="Arial"/>
-          <w:b/>
-          <w:i/>
-          <w:sz w:val="28"/>
-          <w:szCs w:val="28"/>
-          <w:lang w:eastAsia="es-PE"/>
-        </w:rPr>
-        <w:t>Apellidos y Nombres del estu</w:t>
-      </w:r>
-      <w:r>
-        <w:rPr>
-          <w:rFonts w:ascii="Arial" w:eastAsia="Times New Roman" w:hAnsi="Arial" w:cs="Arial"/>
-          <w:b/>
-          <w:i/>
-          <w:sz w:val="28"/>
-          <w:szCs w:val="28"/>
-          <w:lang w:eastAsia="es-PE"/>
-        </w:rPr>
-        <w:t>diante</w:t>
-      </w:r>
-      <w:r>
-        <w:rPr>
-          <w:rFonts w:ascii="Arial" w:eastAsia="Times New Roman" w:hAnsi="Arial" w:cs="Arial"/>
-          <w:b/>
-          <w:i/>
-          <w:sz w:val="28"/>
-          <w:szCs w:val="28"/>
-          <w:lang w:eastAsia="es-PE"/>
-        </w:rPr>
-        <w:tab/>
-        <w:t>(código universitario)}</w:t>
-      </w:r>
-    </w:p>
-    <w:p>
-      <w:pPr>
-        <w:spacing w:after="0"/>
-        <w:jc w:val="center"/>
-        <w:rPr>
-          <w:rFonts w:ascii="Arial" w:eastAsia="Times New Roman" w:hAnsi="Arial" w:cs="Arial"/>
-          <w:sz w:val="32"/>
-          <w:szCs w:val="32"/>
-          <w:lang w:eastAsia="es-PE"/>
-        </w:rPr>
-      </w:pPr>
-    </w:p>
-    <w:p>
-      <w:pPr>
-        <w:spacing w:after="0"/>
-        <w:jc w:val="center"/>
-        <w:rPr>
-          <w:rFonts w:ascii="Arial" w:eastAsia="Times New Roman" w:hAnsi="Arial" w:cs="Arial"/>
-          <w:sz w:val="32"/>
-          <w:szCs w:val="32"/>
-          <w:lang w:eastAsia="es-PE"/>
-        </w:rPr>
-      </w:pPr>
-    </w:p>
-    <w:p>
-      <w:pPr>
-        <w:spacing w:after="0"/>
-        <w:jc w:val="center"/>
-        <w:rPr>
-          <w:rFonts w:ascii="Arial" w:eastAsia="Times New Roman" w:hAnsi="Arial" w:cs="Arial"/>
-          <w:sz w:val="32"/>
-          <w:szCs w:val="32"/>
-          <w:lang w:eastAsia="es-PE"/>
-        </w:rPr>
-      </w:pPr>
-    </w:p>
-    <w:p>
-      <w:pPr>
-        <w:spacing w:after="0"/>
-        <w:jc w:val="center"/>
-        <w:rPr>
-          <w:rFonts w:ascii="Arial" w:eastAsia="Times New Roman" w:hAnsi="Arial" w:cs="Arial"/>
-          <w:b/>
-          <w:sz w:val="32"/>
-          <w:szCs w:val="32"/>
-          <w:lang w:eastAsia="es-PE"/>
-        </w:rPr>
-      </w:pPr>
-      <w:r>
-        <w:rPr>
-          <w:rFonts w:ascii="Arial" w:eastAsia="Times New Roman" w:hAnsi="Arial" w:cs="Arial"/>
-          <w:b/>
-          <w:sz w:val="32"/>
-          <w:szCs w:val="32"/>
-          <w:lang w:eastAsia="es-PE"/>
-        </w:rPr>
-        <w:t>Tacna</w:t>
-      </w:r>
-      <w:r>
-        <w:rPr>
-          <w:rFonts w:ascii="Arial" w:eastAsia="Times New Roman" w:hAnsi="Arial" w:cs="Arial"/>
-          <w:b/>
-          <w:sz w:val="32"/>
-          <w:szCs w:val="32"/>
-          <w:lang w:eastAsia="es-PE"/>
-        </w:rPr>
-        <w:t xml:space="preserve"> –</w:t>
-      </w:r>
-      <w:r>
-        <w:rPr>
-          <w:rFonts w:ascii="Arial" w:eastAsia="Times New Roman" w:hAnsi="Arial" w:cs="Arial"/>
-          <w:b/>
-          <w:sz w:val="32"/>
-          <w:szCs w:val="32"/>
-          <w:lang w:eastAsia="es-PE"/>
-        </w:rPr>
-        <w:t xml:space="preserve"> </w:t>
-      </w:r>
-      <w:r>
-        <w:rPr>
-          <w:rFonts w:ascii="Arial" w:eastAsia="Times New Roman" w:hAnsi="Arial" w:cs="Arial"/>
-          <w:b/>
-          <w:sz w:val="32"/>
-          <w:szCs w:val="32"/>
-          <w:lang w:eastAsia="es-PE"/>
-        </w:rPr>
-        <w:t>Perú</w:t>
-      </w:r>
-    </w:p>
-    <w:p>
-      <w:pPr>
-        <w:spacing w:after="0"/>
-        <w:jc w:val="center"/>
-        <w:rPr>
-          <w:rFonts w:ascii="Arial" w:eastAsia="Times New Roman" w:hAnsi="Arial" w:cs="Arial"/>
-          <w:b/>
-          <w:i/>
-          <w:sz w:val="32"/>
-          <w:szCs w:val="32"/>
-          <w:lang w:eastAsia="es-PE"/>
-        </w:rPr>
-      </w:pPr>
-      <w:r>
-        <w:rPr>
-          <w:rFonts w:ascii="Arial" w:eastAsia="Times New Roman" w:hAnsi="Arial" w:cs="Arial"/>
-          <w:b/>
-          <w:i/>
-          <w:sz w:val="32"/>
-          <w:szCs w:val="32"/>
-          <w:lang w:eastAsia="es-PE"/>
-        </w:rPr>
-        <w:t>{</w:t>
-      </w:r>
-      <w:r>
-        <w:rPr>
-          <w:rFonts w:ascii="Arial" w:eastAsia="Times New Roman" w:hAnsi="Arial" w:cs="Arial"/>
-          <w:b/>
-          <w:i/>
-          <w:sz w:val="32"/>
-          <w:szCs w:val="32"/>
-          <w:lang w:eastAsia="es-PE"/>
-        </w:rPr>
-        <w:t>Añ</w:t>
-      </w:r>
-      <w:r>
-        <w:rPr>
-          <w:rFonts w:ascii="Arial" w:eastAsia="Times New Roman" w:hAnsi="Arial" w:cs="Arial"/>
-          <w:b/>
-          <w:i/>
-          <w:sz w:val="32"/>
-          <w:szCs w:val="32"/>
-          <w:lang w:eastAsia="es-PE"/>
-        </w:rPr>
-        <w:t>o}</w:t>
-      </w:r>
-    </w:p>
-    <w:p>
-      <w:pPr>
-        <w:spacing w:after="200" w:line="276" w:lineRule="auto"/>
+    </w:p>
+    <w:p>
+      <w:pPr>
         <w:rPr>
           <w:rFonts w:ascii="Arial" w:hAnsi="Arial" w:cs="Arial"/>
           <w:b/>
@@ -698,73 +492,15 @@
           <w:sz w:val="24"/>
         </w:rPr>
       </w:pPr>
-    </w:p>
-    <w:p>
-      <w:pPr>
+      <w:r>
         <w:rPr>
           <w:rFonts w:ascii="Arial" w:hAnsi="Arial" w:cs="Arial"/>
           <w:b/>
           <w:color w:val="000000"/>
           <w:sz w:val="24"/>
         </w:rPr>
-      </w:pPr>
-      <w:r>
-        <w:rPr>
-          <w:rFonts w:ascii="Arial" w:hAnsi="Arial" w:cs="Arial"/>
-          <w:b/>
-          <w:color w:val="000000"/>
-          <w:sz w:val="24"/>
-        </w:rPr>
         <w:br w:type="page"/>
       </w:r>
-    </w:p>
-    <w:p>
-      <w:pPr>
-        <w:spacing w:after="0" w:line="360" w:lineRule="auto"/>
-        <w:jc w:val="center"/>
-        <w:rPr>
-          <w:rFonts w:ascii="Arial" w:hAnsi="Arial" w:cs="Arial"/>
-          <w:b/>
-          <w:color w:val="000000"/>
-          <w:sz w:val="24"/>
-        </w:rPr>
-      </w:pPr>
-    </w:p>
-    <w:p>
-      <w:pPr>
-        <w:spacing w:after="0" w:line="360" w:lineRule="auto"/>
-        <w:jc w:val="center"/>
-        <w:rPr>
-          <w:rFonts w:ascii="Arial" w:hAnsi="Arial" w:cs="Arial"/>
-          <w:b/>
-          <w:color w:val="000000"/>
-          <w:sz w:val="24"/>
-        </w:rPr>
-      </w:pPr>
-    </w:p>
-    <w:p>
-      <w:pPr>
-        <w:spacing w:after="0" w:line="360" w:lineRule="auto"/>
-        <w:jc w:val="center"/>
-        <w:rPr>
-          <w:rFonts w:ascii="Arial" w:hAnsi="Arial" w:cs="Arial"/>
-          <w:b/>
-          <w:color w:val="000000"/>
-          <w:sz w:val="24"/>
-        </w:rPr>
-      </w:pPr>
-    </w:p>
-    <w:p>
-      <w:pPr>
-        <w:spacing w:after="0" w:line="360" w:lineRule="auto"/>
-        <w:jc w:val="center"/>
-        <w:rPr>
-          <w:rFonts w:ascii="Arial" w:hAnsi="Arial" w:cs="Arial"/>
-          <w:b/>
-          <w:color w:val="000000"/>
-          <w:sz w:val="24"/>
-        </w:rPr>
-      </w:pPr>
     </w:p>
     <w:p>
       <w:pPr>
@@ -1190,7 +926,6 @@
                 <w:sz w:val="14"/>
                 <w:szCs w:val="24"/>
               </w:rPr>
-              <w:lastRenderedPageBreak/>
               <w:t>CONTROL DE VERSIONES</w:t>
             </w:r>
           </w:p>
@@ -1484,7 +1219,6 @@
         <w:tc>
           <w:tcPr>
             <w:tcW w:w="3058" w:type="dxa"/>
-            <w:shd w:val="clear" w:color="auto" w:fill="auto"/>
             <w:vAlign w:val="center"/>
           </w:tcPr>
           <w:p>
@@ -1542,7 +1276,7 @@
       <w:sdtContent>
         <w:p>
           <w:pPr>
-            <w:pStyle w:val="TtulodeTDC"/>
+            <w:pStyle w:val="TtuloTDC"/>
             <w:spacing w:before="0" w:line="360" w:lineRule="auto"/>
           </w:pPr>
           <w:r>
@@ -2208,8 +1942,6 @@
               <w:sz w:val="24"/>
             </w:rPr>
           </w:pPr>
-          <w:bookmarkStart w:id="0" w:name="_GoBack"/>
-          <w:bookmarkEnd w:id="0"/>
         </w:p>
         <w:p>
           <w:pPr>
@@ -3121,7 +2853,7 @@
 </file>
 
 <file path=word/endnotes.xml><?xml version="1.0" encoding="utf-8"?>
-<w:endnotes xmlns:wpc="http://schemas.microsoft.com/office/word/2010/wordprocessingCanvas" xmlns:mc="http://schemas.openxmlformats.org/markup-compatibility/2006" xmlns:o="urn:schemas-microsoft-com:office:office" xmlns:r="http://schemas.openxmlformats.org/officeDocument/2006/relationships" xmlns:m="http://schemas.openxmlformats.org/officeDocument/2006/math" xmlns:v="urn:schemas-microsoft-com:vml" xmlns:wp14="http://schemas.microsoft.com/office/word/2010/wordprocessingDrawing" xmlns:wp="http://schemas.openxmlformats.org/drawingml/2006/wordprocessingDrawing" xmlns:w10="urn:schemas-microsoft-com:office:word" xmlns:w="http://schemas.openxmlformats.org/wordprocessingml/2006/main" xmlns:w14="http://schemas.microsoft.com/office/word/2010/wordml" xmlns:w15="http://schemas.microsoft.com/office/word/2012/wordml" xmlns:wpg="http://schemas.microsoft.com/office/word/2010/wordprocessingGroup" xmlns:wpi="http://schemas.microsoft.com/office/word/2010/wordprocessingInk" xmlns:wne="http://schemas.microsoft.com/office/word/2006/wordml" xmlns:wps="http://schemas.microsoft.com/office/word/2010/wordprocessingShape" mc:Ignorable="w14 w15 wp14">
+<w:endnotes xmlns:wpc="http://schemas.microsoft.com/office/word/2010/wordprocessingCanvas" xmlns:cx="http://schemas.microsoft.com/office/drawing/2014/chartex" xmlns:cx1="http://schemas.microsoft.com/office/drawing/2015/9/8/chartex" xmlns:cx2="http://schemas.microsoft.com/office/drawing/2015/10/21/chartex" xmlns:cx3="http://schemas.microsoft.com/office/drawing/2016/5/9/chartex" xmlns:cx4="http://schemas.microsoft.com/office/drawing/2016/5/10/chartex" xmlns:cx5="http://schemas.microsoft.com/office/drawing/2016/5/11/chartex" xmlns:cx6="http://schemas.microsoft.com/office/drawing/2016/5/12/chartex" xmlns:cx7="http://schemas.microsoft.com/office/drawing/2016/5/13/chartex" xmlns:cx8="http://schemas.microsoft.com/office/drawing/2016/5/14/chartex" xmlns:mc="http://schemas.openxmlformats.org/markup-compatibility/2006" xmlns:aink="http://schemas.microsoft.com/office/drawing/2016/ink" xmlns:am3d="http://schemas.microsoft.com/office/drawing/2017/model3d" xmlns:o="urn:schemas-microsoft-com:office:office" xmlns:oel="http://schemas.microsoft.com/office/2019/extlst" xmlns:r="http://schemas.openxmlformats.org/officeDocument/2006/relationships" xmlns:m="http://schemas.openxmlformats.org/officeDocument/2006/math" xmlns:v="urn:schemas-microsoft-com:vml" xmlns:wp14="http://schemas.microsoft.com/office/word/2010/wordprocessingDrawing" xmlns:wp="http://schemas.openxmlformats.org/drawingml/2006/wordprocessingDrawing" xmlns:w10="urn:schemas-microsoft-com:office:word" xmlns:w="http://schemas.openxmlformats.org/wordprocessingml/2006/main" xmlns:w14="http://schemas.microsoft.com/office/word/2010/wordml" xmlns:w15="http://schemas.microsoft.com/office/word/2012/wordml" xmlns:w16cex="http://schemas.microsoft.com/office/word/2018/wordml/cex" xmlns:w16cid="http://schemas.microsoft.com/office/word/2016/wordml/cid" xmlns:w16="http://schemas.microsoft.com/office/word/2018/wordml" xmlns:w16du="http://schemas.microsoft.com/office/word/2023/wordml/word16du" xmlns:w16sdtdh="http://schemas.microsoft.com/office/word/2020/wordml/sdtdatahash" xmlns:w16sdtfl="http://schemas.microsoft.com/office/word/2024/wordml/sdtformatlock" xmlns:w16se="http://schemas.microsoft.com/office/word/2015/wordml/symex" xmlns:wpg="http://schemas.microsoft.com/office/word/2010/wordprocessingGroup" xmlns:wpi="http://schemas.microsoft.com/office/word/2010/wordprocessingInk" xmlns:wne="http://schemas.microsoft.com/office/word/2006/wordml" xmlns:wps="http://schemas.microsoft.com/office/word/2010/wordprocessingShape" mc:Ignorable="w14 w15 w16se w16cid w16 w16cex w16sdtdh w16sdtfl w16du wp14">
   <w:endnote w:type="separator" w:id="-1">
     <w:p>
       <w:pPr>
@@ -3146,7 +2878,7 @@
 </file>
 
 <file path=word/footer1.xml><?xml version="1.0" encoding="utf-8"?>
-<w:ftr xmlns:wpc="http://schemas.microsoft.com/office/word/2010/wordprocessingCanvas" xmlns:mc="http://schemas.openxmlformats.org/markup-compatibility/2006" xmlns:o="urn:schemas-microsoft-com:office:office" xmlns:r="http://schemas.openxmlformats.org/officeDocument/2006/relationships" xmlns:m="http://schemas.openxmlformats.org/officeDocument/2006/math" xmlns:v="urn:schemas-microsoft-com:vml" xmlns:wp14="http://schemas.microsoft.com/office/word/2010/wordprocessingDrawing" xmlns:wp="http://schemas.openxmlformats.org/drawingml/2006/wordprocessingDrawing" xmlns:w10="urn:schemas-microsoft-com:office:word" xmlns:w="http://schemas.openxmlformats.org/wordprocessingml/2006/main" xmlns:w14="http://schemas.microsoft.com/office/word/2010/wordml" xmlns:w15="http://schemas.microsoft.com/office/word/2012/wordml" xmlns:wpg="http://schemas.microsoft.com/office/word/2010/wordprocessingGroup" xmlns:wpi="http://schemas.microsoft.com/office/word/2010/wordprocessingInk" xmlns:wne="http://schemas.microsoft.com/office/word/2006/wordml" xmlns:wps="http://schemas.microsoft.com/office/word/2010/wordprocessingShape" mc:Ignorable="w14 w15 wp14">
+<w:ftr xmlns:wpc="http://schemas.microsoft.com/office/word/2010/wordprocessingCanvas" xmlns:cx="http://schemas.microsoft.com/office/drawing/2014/chartex" xmlns:cx1="http://schemas.microsoft.com/office/drawing/2015/9/8/chartex" xmlns:cx2="http://schemas.microsoft.com/office/drawing/2015/10/21/chartex" xmlns:cx3="http://schemas.microsoft.com/office/drawing/2016/5/9/chartex" xmlns:cx4="http://schemas.microsoft.com/office/drawing/2016/5/10/chartex" xmlns:cx5="http://schemas.microsoft.com/office/drawing/2016/5/11/chartex" xmlns:cx6="http://schemas.microsoft.com/office/drawing/2016/5/12/chartex" xmlns:cx7="http://schemas.microsoft.com/office/drawing/2016/5/13/chartex" xmlns:cx8="http://schemas.microsoft.com/office/drawing/2016/5/14/chartex" xmlns:mc="http://schemas.openxmlformats.org/markup-compatibility/2006" xmlns:aink="http://schemas.microsoft.com/office/drawing/2016/ink" xmlns:am3d="http://schemas.microsoft.com/office/drawing/2017/model3d" xmlns:o="urn:schemas-microsoft-com:office:office" xmlns:oel="http://schemas.microsoft.com/office/2019/extlst" xmlns:r="http://schemas.openxmlformats.org/officeDocument/2006/relationships" xmlns:m="http://schemas.openxmlformats.org/officeDocument/2006/math" xmlns:v="urn:schemas-microsoft-com:vml" xmlns:wp14="http://schemas.microsoft.com/office/word/2010/wordprocessingDrawing" xmlns:wp="http://schemas.openxmlformats.org/drawingml/2006/wordprocessingDrawing" xmlns:w10="urn:schemas-microsoft-com:office:word" xmlns:w="http://schemas.openxmlformats.org/wordprocessingml/2006/main" xmlns:w14="http://schemas.microsoft.com/office/word/2010/wordml" xmlns:w15="http://schemas.microsoft.com/office/word/2012/wordml" xmlns:w16cex="http://schemas.microsoft.com/office/word/2018/wordml/cex" xmlns:w16cid="http://schemas.microsoft.com/office/word/2016/wordml/cid" xmlns:w16="http://schemas.microsoft.com/office/word/2018/wordml" xmlns:w16du="http://schemas.microsoft.com/office/word/2023/wordml/word16du" xmlns:w16sdtdh="http://schemas.microsoft.com/office/word/2020/wordml/sdtdatahash" xmlns:w16sdtfl="http://schemas.microsoft.com/office/word/2024/wordml/sdtformatlock" xmlns:w16se="http://schemas.microsoft.com/office/word/2015/wordml/symex" xmlns:wpg="http://schemas.microsoft.com/office/word/2010/wordprocessingGroup" xmlns:wpi="http://schemas.microsoft.com/office/word/2010/wordprocessingInk" xmlns:wne="http://schemas.microsoft.com/office/word/2006/wordml" xmlns:wps="http://schemas.microsoft.com/office/word/2010/wordprocessingShape" mc:Ignorable="w14 w15 w16se w16cid w16 w16cex w16sdtdh w16sdtfl w16du wp14">
   <w:sdt>
     <w:sdtPr>
       <w:id w:val="-1014383162"/>
@@ -3155,7 +2887,6 @@
         <w:docPartUnique/>
       </w:docPartObj>
     </w:sdtPr>
-    <w:sdtEndPr/>
     <w:sdtContent>
       <w:p>
         <w:pPr>
@@ -3193,7 +2924,7 @@
 </file>
 
 <file path=word/footnotes.xml><?xml version="1.0" encoding="utf-8"?>
-<w:footnotes xmlns:wpc="http://schemas.microsoft.com/office/word/2010/wordprocessingCanvas" xmlns:mc="http://schemas.openxmlformats.org/markup-compatibility/2006" xmlns:o="urn:schemas-microsoft-com:office:office" xmlns:r="http://schemas.openxmlformats.org/officeDocument/2006/relationships" xmlns:m="http://schemas.openxmlformats.org/officeDocument/2006/math" xmlns:v="urn:schemas-microsoft-com:vml" xmlns:wp14="http://schemas.microsoft.com/office/word/2010/wordprocessingDrawing" xmlns:wp="http://schemas.openxmlformats.org/drawingml/2006/wordprocessingDrawing" xmlns:w10="urn:schemas-microsoft-com:office:word" xmlns:w="http://schemas.openxmlformats.org/wordprocessingml/2006/main" xmlns:w14="http://schemas.microsoft.com/office/word/2010/wordml" xmlns:w15="http://schemas.microsoft.com/office/word/2012/wordml" xmlns:wpg="http://schemas.microsoft.com/office/word/2010/wordprocessingGroup" xmlns:wpi="http://schemas.microsoft.com/office/word/2010/wordprocessingInk" xmlns:wne="http://schemas.microsoft.com/office/word/2006/wordml" xmlns:wps="http://schemas.microsoft.com/office/word/2010/wordprocessingShape" mc:Ignorable="w14 w15 wp14">
+<w:footnotes xmlns:wpc="http://schemas.microsoft.com/office/word/2010/wordprocessingCanvas" xmlns:cx="http://schemas.microsoft.com/office/drawing/2014/chartex" xmlns:cx1="http://schemas.microsoft.com/office/drawing/2015/9/8/chartex" xmlns:cx2="http://schemas.microsoft.com/office/drawing/2015/10/21/chartex" xmlns:cx3="http://schemas.microsoft.com/office/drawing/2016/5/9/chartex" xmlns:cx4="http://schemas.microsoft.com/office/drawing/2016/5/10/chartex" xmlns:cx5="http://schemas.microsoft.com/office/drawing/2016/5/11/chartex" xmlns:cx6="http://schemas.microsoft.com/office/drawing/2016/5/12/chartex" xmlns:cx7="http://schemas.microsoft.com/office/drawing/2016/5/13/chartex" xmlns:cx8="http://schemas.microsoft.com/office/drawing/2016/5/14/chartex" xmlns:mc="http://schemas.openxmlformats.org/markup-compatibility/2006" xmlns:aink="http://schemas.microsoft.com/office/drawing/2016/ink" xmlns:am3d="http://schemas.microsoft.com/office/drawing/2017/model3d" xmlns:o="urn:schemas-microsoft-com:office:office" xmlns:oel="http://schemas.microsoft.com/office/2019/extlst" xmlns:r="http://schemas.openxmlformats.org/officeDocument/2006/relationships" xmlns:m="http://schemas.openxmlformats.org/officeDocument/2006/math" xmlns:v="urn:schemas-microsoft-com:vml" xmlns:wp14="http://schemas.microsoft.com/office/word/2010/wordprocessingDrawing" xmlns:wp="http://schemas.openxmlformats.org/drawingml/2006/wordprocessingDrawing" xmlns:w10="urn:schemas-microsoft-com:office:word" xmlns:w="http://schemas.openxmlformats.org/wordprocessingml/2006/main" xmlns:w14="http://schemas.microsoft.com/office/word/2010/wordml" xmlns:w15="http://schemas.microsoft.com/office/word/2012/wordml" xmlns:w16cex="http://schemas.microsoft.com/office/word/2018/wordml/cex" xmlns:w16cid="http://schemas.microsoft.com/office/word/2016/wordml/cid" xmlns:w16="http://schemas.microsoft.com/office/word/2018/wordml" xmlns:w16du="http://schemas.microsoft.com/office/word/2023/wordml/word16du" xmlns:w16sdtdh="http://schemas.microsoft.com/office/word/2020/wordml/sdtdatahash" xmlns:w16sdtfl="http://schemas.microsoft.com/office/word/2024/wordml/sdtformatlock" xmlns:w16se="http://schemas.microsoft.com/office/word/2015/wordml/symex" xmlns:wpg="http://schemas.microsoft.com/office/word/2010/wordprocessingGroup" xmlns:wpi="http://schemas.microsoft.com/office/word/2010/wordprocessingInk" xmlns:wne="http://schemas.microsoft.com/office/word/2006/wordml" xmlns:wps="http://schemas.microsoft.com/office/word/2010/wordprocessingShape" mc:Ignorable="w14 w15 w16se w16cid w16 w16cex w16sdtdh w16sdtfl w16du wp14">
   <w:footnote w:type="separator" w:id="-1">
     <w:p>
       <w:pPr>
@@ -3218,7 +2949,7 @@
 </file>
 
 <file path=word/header1.xml><?xml version="1.0" encoding="utf-8"?>
-<w:hdr xmlns:wpc="http://schemas.microsoft.com/office/word/2010/wordprocessingCanvas" xmlns:mc="http://schemas.openxmlformats.org/markup-compatibility/2006" xmlns:o="urn:schemas-microsoft-com:office:office" xmlns:r="http://schemas.openxmlformats.org/officeDocument/2006/relationships" xmlns:m="http://schemas.openxmlformats.org/officeDocument/2006/math" xmlns:v="urn:schemas-microsoft-com:vml" xmlns:wp14="http://schemas.microsoft.com/office/word/2010/wordprocessingDrawing" xmlns:wp="http://schemas.openxmlformats.org/drawingml/2006/wordprocessingDrawing" xmlns:w10="urn:schemas-microsoft-com:office:word" xmlns:w="http://schemas.openxmlformats.org/wordprocessingml/2006/main" xmlns:w14="http://schemas.microsoft.com/office/word/2010/wordml" xmlns:w15="http://schemas.microsoft.com/office/word/2012/wordml" xmlns:wpg="http://schemas.microsoft.com/office/word/2010/wordprocessingGroup" xmlns:wpi="http://schemas.microsoft.com/office/word/2010/wordprocessingInk" xmlns:wne="http://schemas.microsoft.com/office/word/2006/wordml" xmlns:wps="http://schemas.microsoft.com/office/word/2010/wordprocessingShape" mc:Ignorable="w14 w15 wp14">
+<w:hdr xmlns:wpc="http://schemas.microsoft.com/office/word/2010/wordprocessingCanvas" xmlns:cx="http://schemas.microsoft.com/office/drawing/2014/chartex" xmlns:cx1="http://schemas.microsoft.com/office/drawing/2015/9/8/chartex" xmlns:cx2="http://schemas.microsoft.com/office/drawing/2015/10/21/chartex" xmlns:cx3="http://schemas.microsoft.com/office/drawing/2016/5/9/chartex" xmlns:cx4="http://schemas.microsoft.com/office/drawing/2016/5/10/chartex" xmlns:cx5="http://schemas.microsoft.com/office/drawing/2016/5/11/chartex" xmlns:cx6="http://schemas.microsoft.com/office/drawing/2016/5/12/chartex" xmlns:cx7="http://schemas.microsoft.com/office/drawing/2016/5/13/chartex" xmlns:cx8="http://schemas.microsoft.com/office/drawing/2016/5/14/chartex" xmlns:mc="http://schemas.openxmlformats.org/markup-compatibility/2006" xmlns:aink="http://schemas.microsoft.com/office/drawing/2016/ink" xmlns:am3d="http://schemas.microsoft.com/office/drawing/2017/model3d" xmlns:o="urn:schemas-microsoft-com:office:office" xmlns:oel="http://schemas.microsoft.com/office/2019/extlst" xmlns:r="http://schemas.openxmlformats.org/officeDocument/2006/relationships" xmlns:m="http://schemas.openxmlformats.org/officeDocument/2006/math" xmlns:v="urn:schemas-microsoft-com:vml" xmlns:wp14="http://schemas.microsoft.com/office/word/2010/wordprocessingDrawing" xmlns:wp="http://schemas.openxmlformats.org/drawingml/2006/wordprocessingDrawing" xmlns:w10="urn:schemas-microsoft-com:office:word" xmlns:w="http://schemas.openxmlformats.org/wordprocessingml/2006/main" xmlns:w14="http://schemas.microsoft.com/office/word/2010/wordml" xmlns:w15="http://schemas.microsoft.com/office/word/2012/wordml" xmlns:w16cex="http://schemas.microsoft.com/office/word/2018/wordml/cex" xmlns:w16cid="http://schemas.microsoft.com/office/word/2016/wordml/cid" xmlns:w16="http://schemas.microsoft.com/office/word/2018/wordml" xmlns:w16du="http://schemas.microsoft.com/office/word/2023/wordml/word16du" xmlns:w16sdtdh="http://schemas.microsoft.com/office/word/2020/wordml/sdtdatahash" xmlns:w16sdtfl="http://schemas.microsoft.com/office/word/2024/wordml/sdtformatlock" xmlns:w16se="http://schemas.microsoft.com/office/word/2015/wordml/symex" xmlns:wpg="http://schemas.microsoft.com/office/word/2010/wordprocessingGroup" xmlns:wpi="http://schemas.microsoft.com/office/word/2010/wordprocessingInk" xmlns:wne="http://schemas.microsoft.com/office/word/2006/wordml" xmlns:wps="http://schemas.microsoft.com/office/word/2010/wordprocessingShape" mc:Ignorable="w14 w15 w16se w16cid w16 w16cex w16sdtdh w16sdtfl w16du wp14">
   <w:p>
     <w:pPr>
       <w:pStyle w:val="Encabezado"/>
@@ -3238,8 +2969,8 @@
 </file>
 
 <file path=word/numbering.xml><?xml version="1.0" encoding="utf-8"?>
-<w:numbering xmlns:wpc="http://schemas.microsoft.com/office/word/2010/wordprocessingCanvas" xmlns:mc="http://schemas.openxmlformats.org/markup-compatibility/2006" xmlns:o="urn:schemas-microsoft-com:office:office" xmlns:r="http://schemas.openxmlformats.org/officeDocument/2006/relationships" xmlns:m="http://schemas.openxmlformats.org/officeDocument/2006/math" xmlns:v="urn:schemas-microsoft-com:vml" xmlns:wp14="http://schemas.microsoft.com/office/word/2010/wordprocessingDrawing" xmlns:wp="http://schemas.openxmlformats.org/drawingml/2006/wordprocessingDrawing" xmlns:w10="urn:schemas-microsoft-com:office:word" xmlns:w="http://schemas.openxmlformats.org/wordprocessingml/2006/main" xmlns:w14="http://schemas.microsoft.com/office/word/2010/wordml" xmlns:w15="http://schemas.microsoft.com/office/word/2012/wordml" xmlns:wpg="http://schemas.microsoft.com/office/word/2010/wordprocessingGroup" xmlns:wpi="http://schemas.microsoft.com/office/word/2010/wordprocessingInk" xmlns:wne="http://schemas.microsoft.com/office/word/2006/wordml" xmlns:wps="http://schemas.microsoft.com/office/word/2010/wordprocessingShape" mc:Ignorable="w14 w15 wp14">
-  <w:abstractNum w:abstractNumId="0">
+<w:numbering xmlns:wpc="http://schemas.microsoft.com/office/word/2010/wordprocessingCanvas" xmlns:cx="http://schemas.microsoft.com/office/drawing/2014/chartex" xmlns:cx1="http://schemas.microsoft.com/office/drawing/2015/9/8/chartex" xmlns:cx2="http://schemas.microsoft.com/office/drawing/2015/10/21/chartex" xmlns:cx3="http://schemas.microsoft.com/office/drawing/2016/5/9/chartex" xmlns:cx4="http://schemas.microsoft.com/office/drawing/2016/5/10/chartex" xmlns:cx5="http://schemas.microsoft.com/office/drawing/2016/5/11/chartex" xmlns:cx6="http://schemas.microsoft.com/office/drawing/2016/5/12/chartex" xmlns:cx7="http://schemas.microsoft.com/office/drawing/2016/5/13/chartex" xmlns:cx8="http://schemas.microsoft.com/office/drawing/2016/5/14/chartex" xmlns:mc="http://schemas.openxmlformats.org/markup-compatibility/2006" xmlns:aink="http://schemas.microsoft.com/office/drawing/2016/ink" xmlns:am3d="http://schemas.microsoft.com/office/drawing/2017/model3d" xmlns:o="urn:schemas-microsoft-com:office:office" xmlns:oel="http://schemas.microsoft.com/office/2019/extlst" xmlns:r="http://schemas.openxmlformats.org/officeDocument/2006/relationships" xmlns:m="http://schemas.openxmlformats.org/officeDocument/2006/math" xmlns:v="urn:schemas-microsoft-com:vml" xmlns:wp14="http://schemas.microsoft.com/office/word/2010/wordprocessingDrawing" xmlns:wp="http://schemas.openxmlformats.org/drawingml/2006/wordprocessingDrawing" xmlns:w10="urn:schemas-microsoft-com:office:word" xmlns:w="http://schemas.openxmlformats.org/wordprocessingml/2006/main" xmlns:w14="http://schemas.microsoft.com/office/word/2010/wordml" xmlns:w15="http://schemas.microsoft.com/office/word/2012/wordml" xmlns:w16cex="http://schemas.microsoft.com/office/word/2018/wordml/cex" xmlns:w16cid="http://schemas.microsoft.com/office/word/2016/wordml/cid" xmlns:w16="http://schemas.microsoft.com/office/word/2018/wordml" xmlns:w16du="http://schemas.microsoft.com/office/word/2023/wordml/word16du" xmlns:w16sdtdh="http://schemas.microsoft.com/office/word/2020/wordml/sdtdatahash" xmlns:w16sdtfl="http://schemas.microsoft.com/office/word/2024/wordml/sdtformatlock" xmlns:w16se="http://schemas.microsoft.com/office/word/2015/wordml/symex" xmlns:wpg="http://schemas.microsoft.com/office/word/2010/wordprocessingGroup" xmlns:wpi="http://schemas.microsoft.com/office/word/2010/wordprocessingInk" xmlns:wne="http://schemas.microsoft.com/office/word/2006/wordml" xmlns:wps="http://schemas.microsoft.com/office/word/2010/wordprocessingShape" mc:Ignorable="w14 w15 w16se w16cid w16 w16cex w16sdtdh w16sdtfl w16du wp14">
+  <w:abstractNum w:abstractNumId="0" w15:restartNumberingAfterBreak="0">
     <w:nsid w:val="15FB601E"/>
     <w:multiLevelType w:val="hybridMultilevel"/>
     <w:tmpl w:val="6E74E080"/>
@@ -3328,7 +3059,7 @@
       </w:pPr>
     </w:lvl>
   </w:abstractNum>
-  <w:abstractNum w:abstractNumId="1">
+  <w:abstractNum w:abstractNumId="1" w15:restartNumberingAfterBreak="0">
     <w:nsid w:val="27772C7A"/>
     <w:multiLevelType w:val="hybridMultilevel"/>
     <w:tmpl w:val="F9A847D6"/>
@@ -3441,7 +3172,7 @@
       </w:rPr>
     </w:lvl>
   </w:abstractNum>
-  <w:abstractNum w:abstractNumId="2">
+  <w:abstractNum w:abstractNumId="2" w15:restartNumberingAfterBreak="0">
     <w:nsid w:val="69A656A6"/>
     <w:multiLevelType w:val="hybridMultilevel"/>
     <w:tmpl w:val="BCE2E368"/>
@@ -3527,7 +3258,7 @@
       </w:pPr>
     </w:lvl>
   </w:abstractNum>
-  <w:abstractNum w:abstractNumId="3">
+  <w:abstractNum w:abstractNumId="3" w15:restartNumberingAfterBreak="0">
     <w:nsid w:val="6B352696"/>
     <w:multiLevelType w:val="hybridMultilevel"/>
     <w:tmpl w:val="6E74E080"/>
@@ -3616,16 +3347,16 @@
       </w:pPr>
     </w:lvl>
   </w:abstractNum>
-  <w:num w:numId="1">
+  <w:num w:numId="1" w16cid:durableId="399670616">
     <w:abstractNumId w:val="2"/>
   </w:num>
-  <w:num w:numId="2">
+  <w:num w:numId="2" w16cid:durableId="1896507386">
     <w:abstractNumId w:val="1"/>
   </w:num>
-  <w:num w:numId="3">
+  <w:num w:numId="3" w16cid:durableId="1825661040">
     <w:abstractNumId w:val="0"/>
   </w:num>
-  <w:num w:numId="4">
+  <w:num w:numId="4" w16cid:durableId="1029524194">
     <w:abstractNumId w:val="3"/>
   </w:num>
   <w:numIdMacAtCleanup w:val="1"/>
@@ -3633,7 +3364,7 @@
 </file>
 
 <file path=word/styles.xml><?xml version="1.0" encoding="utf-8"?>
-<w:styles xmlns:mc="http://schemas.openxmlformats.org/markup-compatibility/2006" xmlns:r="http://schemas.openxmlformats.org/officeDocument/2006/relationships" xmlns:w="http://schemas.openxmlformats.org/wordprocessingml/2006/main" xmlns:w14="http://schemas.microsoft.com/office/word/2010/wordml" xmlns:w15="http://schemas.microsoft.com/office/word/2012/wordml" mc:Ignorable="w14 w15">
+<w:styles xmlns:mc="http://schemas.openxmlformats.org/markup-compatibility/2006" xmlns:r="http://schemas.openxmlformats.org/officeDocument/2006/relationships" xmlns:w="http://schemas.openxmlformats.org/wordprocessingml/2006/main" xmlns:w14="http://schemas.microsoft.com/office/word/2010/wordml" xmlns:w15="http://schemas.microsoft.com/office/word/2012/wordml" xmlns:w16cex="http://schemas.microsoft.com/office/word/2018/wordml/cex" xmlns:w16cid="http://schemas.microsoft.com/office/word/2016/wordml/cid" xmlns:w16="http://schemas.microsoft.com/office/word/2018/wordml" xmlns:w16du="http://schemas.microsoft.com/office/word/2023/wordml/word16du" xmlns:w16sdtdh="http://schemas.microsoft.com/office/word/2020/wordml/sdtdatahash" xmlns:w16sdtfl="http://schemas.microsoft.com/office/word/2024/wordml/sdtformatlock" xmlns:w16se="http://schemas.microsoft.com/office/word/2015/wordml/symex" mc:Ignorable="w14 w15 w16se w16cid w16 w16cex w16sdtdh w16sdtfl w16du">
   <w:docDefaults>
     <w:rPrDefault>
       <w:rPr>
@@ -3649,7 +3380,7 @@
       </w:pPr>
     </w:pPrDefault>
   </w:docDefaults>
-  <w:latentStyles w:defLockedState="0" w:defUIPriority="99" w:defSemiHidden="0" w:defUnhideWhenUsed="0" w:defQFormat="0" w:count="371">
+  <w:latentStyles w:defLockedState="0" w:defUIPriority="99" w:defSemiHidden="0" w:defUnhideWhenUsed="0" w:defQFormat="0" w:count="376">
     <w:lsdException w:name="Normal" w:uiPriority="0" w:qFormat="1"/>
     <w:lsdException w:name="heading 1" w:uiPriority="9" w:qFormat="1"/>
     <w:lsdException w:name="heading 2" w:semiHidden="1" w:uiPriority="9" w:unhideWhenUsed="1" w:qFormat="1"/>
@@ -4021,6 +3752,11 @@
     <w:lsdException w:name="List Table 5 Dark Accent 6" w:uiPriority="50"/>
     <w:lsdException w:name="List Table 6 Colorful Accent 6" w:uiPriority="51"/>
     <w:lsdException w:name="List Table 7 Colorful Accent 6" w:uiPriority="52"/>
+    <w:lsdException w:name="Mention" w:semiHidden="1" w:unhideWhenUsed="1"/>
+    <w:lsdException w:name="Smart Hyperlink" w:semiHidden="1" w:unhideWhenUsed="1"/>
+    <w:lsdException w:name="Hashtag" w:semiHidden="1" w:unhideWhenUsed="1"/>
+    <w:lsdException w:name="Unresolved Mention" w:semiHidden="1" w:unhideWhenUsed="1"/>
+    <w:lsdException w:name="Smart Link" w:semiHidden="1" w:unhideWhenUsed="1"/>
   </w:latentStyles>
   <w:style w:type="paragraph" w:default="1" w:styleId="Normal">
     <w:name w:val="Normal"/>
@@ -4173,7 +3909,7 @@
       <w:szCs w:val="32"/>
     </w:rPr>
   </w:style>
-  <w:style w:type="paragraph" w:styleId="TtulodeTDC">
+  <w:style w:type="paragraph" w:styleId="TtuloTDC">
     <w:name w:val="TOC Heading"/>
     <w:basedOn w:val="Ttulo1"/>
     <w:next w:val="Normal"/>
@@ -4239,11 +3975,11 @@
       <w:u w:val="single"/>
     </w:rPr>
   </w:style>
-  <w:style w:type="paragraph" w:styleId="Puesto">
+  <w:style w:type="paragraph" w:styleId="Ttulo">
     <w:name w:val="Title"/>
     <w:basedOn w:val="Normal"/>
     <w:next w:val="Normal"/>
-    <w:link w:val="PuestoCar"/>
+    <w:link w:val="TtuloCar"/>
     <w:qFormat/>
     <w:rsid w:val="001D3AB5"/>
     <w:pPr>
@@ -4259,10 +3995,10 @@
       <w:lang w:val="en-US"/>
     </w:rPr>
   </w:style>
-  <w:style w:type="character" w:customStyle="1" w:styleId="PuestoCar">
-    <w:name w:val="Puesto Car"/>
+  <w:style w:type="character" w:customStyle="1" w:styleId="TtuloCar">
+    <w:name w:val="Título Car"/>
     <w:basedOn w:val="Fuentedeprrafopredeter"/>
-    <w:link w:val="Puesto"/>
+    <w:link w:val="Ttulo"/>
     <w:rsid w:val="001D3AB5"/>
     <w:rPr>
       <w:rFonts w:ascii="Arial" w:eastAsia="Times New Roman" w:hAnsi="Arial" w:cs="Times New Roman"/>
@@ -4295,7 +4031,6 @@
       <w:spacing w:after="0" w:line="240" w:lineRule="auto"/>
     </w:pPr>
     <w:tblPr>
-      <w:tblInd w:w="0" w:type="dxa"/>
       <w:tblBorders>
         <w:top w:val="single" w:sz="4" w:space="0" w:color="auto"/>
         <w:left w:val="single" w:sz="4" w:space="0" w:color="auto"/>
@@ -4304,12 +4039,6 @@
         <w:insideH w:val="single" w:sz="4" w:space="0" w:color="auto"/>
         <w:insideV w:val="single" w:sz="4" w:space="0" w:color="auto"/>
       </w:tblBorders>
-      <w:tblCellMar>
-        <w:top w:w="0" w:type="dxa"/>
-        <w:left w:w="108" w:type="dxa"/>
-        <w:bottom w:w="0" w:type="dxa"/>
-        <w:right w:w="108" w:type="dxa"/>
-      </w:tblCellMar>
     </w:tblPr>
   </w:style>
   <w:style w:type="paragraph" w:styleId="Citadestacada">
